--- a/Tests/PicoDocsTests/Resources/footnote.docx
+++ b/Tests/PicoDocsTests/Resources/footnote.docx
@@ -33,7 +33,7 @@
       </w:r>
     </w:p>
   </w:footnote>
-  <w:footnote w:id="2">
+  <w:footnote w:type="normal" w:id="2">
     <w:p>
       <w:r>
         <w:t>This is the footnote text.</w:t>
